--- a/EX 3/Mohamed Aashik S (24BAD072) DL EX 3.docx
+++ b/EX 3/Mohamed Aashik S (24BAD072) DL EX 3.docx
@@ -1522,42 +1522,1622 @@
         <w:spacing w:after="0" w:line="240" w:lineRule="auto"/>
         <w:rPr>
           <w:rFonts w:ascii="Cambria" w:hAnsi="Cambria"/>
-        </w:rPr>
-      </w:pPr>
-    </w:p>
-    <w:p>
-      <w:pPr>
-        <w:spacing w:after="0" w:line="240" w:lineRule="auto"/>
-        <w:rPr>
-          <w:rFonts w:ascii="Cambria" w:hAnsi="Cambria"/>
-        </w:rPr>
-      </w:pPr>
-    </w:p>
-    <w:p>
-      <w:pPr>
-        <w:spacing w:after="0" w:line="240" w:lineRule="auto"/>
-        <w:rPr>
-          <w:rFonts w:ascii="Cambria" w:hAnsi="Cambria"/>
           <w:b/>
           <w:bCs/>
         </w:rPr>
       </w:pPr>
-    </w:p>
-    <w:p>
-      <w:pPr>
-        <w:spacing w:after="0" w:line="240" w:lineRule="auto"/>
+      <w:r>
+        <w:rPr>
+          <w:rFonts w:ascii="Cambria" w:hAnsi="Cambria"/>
+        </w:rPr>
+        <w:drawing>
+          <wp:inline distT="0" distB="0" distL="0" distR="0" wp14:anchorId="0A761A0E" wp14:editId="32F14A05">
+            <wp:extent cx="5731510" cy="3025775"/>
+            <wp:effectExtent l="0" t="0" r="2540" b="3175"/>
+            <wp:docPr id="834539802" name="Picture 1"/>
+            <wp:cNvGraphicFramePr>
+              <a:graphicFrameLocks xmlns:a="http://schemas.openxmlformats.org/drawingml/2006/main" noChangeAspect="1"/>
+            </wp:cNvGraphicFramePr>
+            <a:graphic xmlns:a="http://schemas.openxmlformats.org/drawingml/2006/main">
+              <a:graphicData uri="http://schemas.openxmlformats.org/drawingml/2006/picture">
+                <pic:pic xmlns:pic="http://schemas.openxmlformats.org/drawingml/2006/picture">
+                  <pic:nvPicPr>
+                    <pic:cNvPr id="834539802" name=""/>
+                    <pic:cNvPicPr/>
+                  </pic:nvPicPr>
+                  <pic:blipFill>
+                    <a:blip r:embed="rId8"/>
+                    <a:stretch>
+                      <a:fillRect/>
+                    </a:stretch>
+                  </pic:blipFill>
+                  <pic:spPr>
+                    <a:xfrm>
+                      <a:off x="0" y="0"/>
+                      <a:ext cx="5731510" cy="3025775"/>
+                    </a:xfrm>
+                    <a:prstGeom prst="rect">
+                      <a:avLst/>
+                    </a:prstGeom>
+                  </pic:spPr>
+                </pic:pic>
+              </a:graphicData>
+            </a:graphic>
+          </wp:inline>
+        </w:drawing>
+      </w:r>
+      <w:r>
+        <w:rPr>
+          <w:noProof/>
+          <w14:ligatures w14:val="standardContextual"/>
+        </w:rPr>
+        <w:t xml:space="preserve"> </w:t>
+      </w:r>
+      <w:r>
         <w:rPr>
           <w:rFonts w:ascii="Cambria" w:hAnsi="Cambria"/>
           <w:b/>
           <w:bCs/>
         </w:rPr>
-      </w:pPr>
+        <w:drawing>
+          <wp:inline distT="0" distB="0" distL="0" distR="0" wp14:anchorId="540A59BD" wp14:editId="1088B5DD">
+            <wp:extent cx="5731510" cy="2385060"/>
+            <wp:effectExtent l="0" t="0" r="2540" b="0"/>
+            <wp:docPr id="1614372109" name="Picture 1"/>
+            <wp:cNvGraphicFramePr>
+              <a:graphicFrameLocks xmlns:a="http://schemas.openxmlformats.org/drawingml/2006/main" noChangeAspect="1"/>
+            </wp:cNvGraphicFramePr>
+            <a:graphic xmlns:a="http://schemas.openxmlformats.org/drawingml/2006/main">
+              <a:graphicData uri="http://schemas.openxmlformats.org/drawingml/2006/picture">
+                <pic:pic xmlns:pic="http://schemas.openxmlformats.org/drawingml/2006/picture">
+                  <pic:nvPicPr>
+                    <pic:cNvPr id="1614372109" name=""/>
+                    <pic:cNvPicPr/>
+                  </pic:nvPicPr>
+                  <pic:blipFill>
+                    <a:blip r:embed="rId9"/>
+                    <a:stretch>
+                      <a:fillRect/>
+                    </a:stretch>
+                  </pic:blipFill>
+                  <pic:spPr>
+                    <a:xfrm>
+                      <a:off x="0" y="0"/>
+                      <a:ext cx="5731510" cy="2385060"/>
+                    </a:xfrm>
+                    <a:prstGeom prst="rect">
+                      <a:avLst/>
+                    </a:prstGeom>
+                  </pic:spPr>
+                </pic:pic>
+              </a:graphicData>
+            </a:graphic>
+          </wp:inline>
+        </w:drawing>
+      </w:r>
+      <w:r>
+        <w:rPr>
+          <w:noProof/>
+          <w14:ligatures w14:val="standardContextual"/>
+        </w:rPr>
+        <w:t xml:space="preserve"> </w:t>
+      </w:r>
+      <w:r>
+        <w:rPr>
+          <w:noProof/>
+          <w14:ligatures w14:val="standardContextual"/>
+        </w:rPr>
+        <w:lastRenderedPageBreak/>
+        <w:drawing>
+          <wp:inline distT="0" distB="0" distL="0" distR="0" wp14:anchorId="467C600E" wp14:editId="5C4E2AA4">
+            <wp:extent cx="5731510" cy="2632710"/>
+            <wp:effectExtent l="0" t="0" r="2540" b="0"/>
+            <wp:docPr id="954847211" name="Picture 1"/>
+            <wp:cNvGraphicFramePr>
+              <a:graphicFrameLocks xmlns:a="http://schemas.openxmlformats.org/drawingml/2006/main" noChangeAspect="1"/>
+            </wp:cNvGraphicFramePr>
+            <a:graphic xmlns:a="http://schemas.openxmlformats.org/drawingml/2006/main">
+              <a:graphicData uri="http://schemas.openxmlformats.org/drawingml/2006/picture">
+                <pic:pic xmlns:pic="http://schemas.openxmlformats.org/drawingml/2006/picture">
+                  <pic:nvPicPr>
+                    <pic:cNvPr id="954847211" name=""/>
+                    <pic:cNvPicPr/>
+                  </pic:nvPicPr>
+                  <pic:blipFill>
+                    <a:blip r:embed="rId10"/>
+                    <a:stretch>
+                      <a:fillRect/>
+                    </a:stretch>
+                  </pic:blipFill>
+                  <pic:spPr>
+                    <a:xfrm>
+                      <a:off x="0" y="0"/>
+                      <a:ext cx="5731510" cy="2632710"/>
+                    </a:xfrm>
+                    <a:prstGeom prst="rect">
+                      <a:avLst/>
+                    </a:prstGeom>
+                  </pic:spPr>
+                </pic:pic>
+              </a:graphicData>
+            </a:graphic>
+          </wp:inline>
+        </w:drawing>
+      </w:r>
+      <w:r>
+        <w:rPr>
+          <w:noProof/>
+          <w14:ligatures w14:val="standardContextual"/>
+        </w:rPr>
+        <w:t xml:space="preserve"> </w:t>
+      </w:r>
+      <w:r>
+        <w:rPr>
+          <w:noProof/>
+          <w14:ligatures w14:val="standardContextual"/>
+        </w:rPr>
+        <w:drawing>
+          <wp:inline distT="0" distB="0" distL="0" distR="0" wp14:anchorId="46DCD18E" wp14:editId="6803D655">
+            <wp:extent cx="5731510" cy="2435860"/>
+            <wp:effectExtent l="0" t="0" r="2540" b="2540"/>
+            <wp:docPr id="887046121" name="Picture 1"/>
+            <wp:cNvGraphicFramePr>
+              <a:graphicFrameLocks xmlns:a="http://schemas.openxmlformats.org/drawingml/2006/main" noChangeAspect="1"/>
+            </wp:cNvGraphicFramePr>
+            <a:graphic xmlns:a="http://schemas.openxmlformats.org/drawingml/2006/main">
+              <a:graphicData uri="http://schemas.openxmlformats.org/drawingml/2006/picture">
+                <pic:pic xmlns:pic="http://schemas.openxmlformats.org/drawingml/2006/picture">
+                  <pic:nvPicPr>
+                    <pic:cNvPr id="887046121" name=""/>
+                    <pic:cNvPicPr/>
+                  </pic:nvPicPr>
+                  <pic:blipFill>
+                    <a:blip r:embed="rId11"/>
+                    <a:stretch>
+                      <a:fillRect/>
+                    </a:stretch>
+                  </pic:blipFill>
+                  <pic:spPr>
+                    <a:xfrm>
+                      <a:off x="0" y="0"/>
+                      <a:ext cx="5731510" cy="2435860"/>
+                    </a:xfrm>
+                    <a:prstGeom prst="rect">
+                      <a:avLst/>
+                    </a:prstGeom>
+                  </pic:spPr>
+                </pic:pic>
+              </a:graphicData>
+            </a:graphic>
+          </wp:inline>
+        </w:drawing>
+      </w:r>
+      <w:r>
+        <w:rPr>
+          <w:noProof/>
+          <w14:ligatures w14:val="standardContextual"/>
+        </w:rPr>
+        <w:t xml:space="preserve"> </w:t>
+      </w:r>
+      <w:r>
+        <w:rPr>
+          <w:noProof/>
+          <w14:ligatures w14:val="standardContextual"/>
+        </w:rPr>
+        <w:drawing>
+          <wp:inline distT="0" distB="0" distL="0" distR="0" wp14:anchorId="652FFF7E" wp14:editId="4447C6DF">
+            <wp:extent cx="5731510" cy="2497455"/>
+            <wp:effectExtent l="0" t="0" r="2540" b="0"/>
+            <wp:docPr id="2096463946" name="Picture 1"/>
+            <wp:cNvGraphicFramePr>
+              <a:graphicFrameLocks xmlns:a="http://schemas.openxmlformats.org/drawingml/2006/main" noChangeAspect="1"/>
+            </wp:cNvGraphicFramePr>
+            <a:graphic xmlns:a="http://schemas.openxmlformats.org/drawingml/2006/main">
+              <a:graphicData uri="http://schemas.openxmlformats.org/drawingml/2006/picture">
+                <pic:pic xmlns:pic="http://schemas.openxmlformats.org/drawingml/2006/picture">
+                  <pic:nvPicPr>
+                    <pic:cNvPr id="2096463946" name=""/>
+                    <pic:cNvPicPr/>
+                  </pic:nvPicPr>
+                  <pic:blipFill>
+                    <a:blip r:embed="rId12"/>
+                    <a:stretch>
+                      <a:fillRect/>
+                    </a:stretch>
+                  </pic:blipFill>
+                  <pic:spPr>
+                    <a:xfrm>
+                      <a:off x="0" y="0"/>
+                      <a:ext cx="5731510" cy="2497455"/>
+                    </a:xfrm>
+                    <a:prstGeom prst="rect">
+                      <a:avLst/>
+                    </a:prstGeom>
+                  </pic:spPr>
+                </pic:pic>
+              </a:graphicData>
+            </a:graphic>
+          </wp:inline>
+        </w:drawing>
+      </w:r>
+      <w:r>
+        <w:rPr>
+          <w:noProof/>
+          <w14:ligatures w14:val="standardContextual"/>
+        </w:rPr>
+        <w:t xml:space="preserve"> </w:t>
+      </w:r>
+      <w:r>
+        <w:rPr>
+          <w:noProof/>
+          <w14:ligatures w14:val="standardContextual"/>
+        </w:rPr>
+        <w:lastRenderedPageBreak/>
+        <w:drawing>
+          <wp:inline distT="0" distB="0" distL="0" distR="0" wp14:anchorId="0CE568E6" wp14:editId="0C7101F3">
+            <wp:extent cx="5731510" cy="2576830"/>
+            <wp:effectExtent l="0" t="0" r="2540" b="0"/>
+            <wp:docPr id="991672973" name="Picture 1"/>
+            <wp:cNvGraphicFramePr>
+              <a:graphicFrameLocks xmlns:a="http://schemas.openxmlformats.org/drawingml/2006/main" noChangeAspect="1"/>
+            </wp:cNvGraphicFramePr>
+            <a:graphic xmlns:a="http://schemas.openxmlformats.org/drawingml/2006/main">
+              <a:graphicData uri="http://schemas.openxmlformats.org/drawingml/2006/picture">
+                <pic:pic xmlns:pic="http://schemas.openxmlformats.org/drawingml/2006/picture">
+                  <pic:nvPicPr>
+                    <pic:cNvPr id="991672973" name=""/>
+                    <pic:cNvPicPr/>
+                  </pic:nvPicPr>
+                  <pic:blipFill>
+                    <a:blip r:embed="rId13"/>
+                    <a:stretch>
+                      <a:fillRect/>
+                    </a:stretch>
+                  </pic:blipFill>
+                  <pic:spPr>
+                    <a:xfrm>
+                      <a:off x="0" y="0"/>
+                      <a:ext cx="5731510" cy="2576830"/>
+                    </a:xfrm>
+                    <a:prstGeom prst="rect">
+                      <a:avLst/>
+                    </a:prstGeom>
+                  </pic:spPr>
+                </pic:pic>
+              </a:graphicData>
+            </a:graphic>
+          </wp:inline>
+        </w:drawing>
+      </w:r>
+      <w:r>
+        <w:rPr>
+          <w:noProof/>
+          <w14:ligatures w14:val="standardContextual"/>
+        </w:rPr>
+        <w:t xml:space="preserve"> </w:t>
+      </w:r>
+      <w:r>
+        <w:rPr>
+          <w:noProof/>
+          <w14:ligatures w14:val="standardContextual"/>
+        </w:rPr>
+        <w:drawing>
+          <wp:inline distT="0" distB="0" distL="0" distR="0" wp14:anchorId="52ACD138" wp14:editId="105587EC">
+            <wp:extent cx="5731510" cy="2890520"/>
+            <wp:effectExtent l="0" t="0" r="2540" b="5080"/>
+            <wp:docPr id="1099924371" name="Picture 1"/>
+            <wp:cNvGraphicFramePr>
+              <a:graphicFrameLocks xmlns:a="http://schemas.openxmlformats.org/drawingml/2006/main" noChangeAspect="1"/>
+            </wp:cNvGraphicFramePr>
+            <a:graphic xmlns:a="http://schemas.openxmlformats.org/drawingml/2006/main">
+              <a:graphicData uri="http://schemas.openxmlformats.org/drawingml/2006/picture">
+                <pic:pic xmlns:pic="http://schemas.openxmlformats.org/drawingml/2006/picture">
+                  <pic:nvPicPr>
+                    <pic:cNvPr id="1099924371" name=""/>
+                    <pic:cNvPicPr/>
+                  </pic:nvPicPr>
+                  <pic:blipFill>
+                    <a:blip r:embed="rId14"/>
+                    <a:stretch>
+                      <a:fillRect/>
+                    </a:stretch>
+                  </pic:blipFill>
+                  <pic:spPr>
+                    <a:xfrm>
+                      <a:off x="0" y="0"/>
+                      <a:ext cx="5731510" cy="2890520"/>
+                    </a:xfrm>
+                    <a:prstGeom prst="rect">
+                      <a:avLst/>
+                    </a:prstGeom>
+                  </pic:spPr>
+                </pic:pic>
+              </a:graphicData>
+            </a:graphic>
+          </wp:inline>
+        </w:drawing>
+      </w:r>
+      <w:r>
+        <w:rPr>
+          <w:noProof/>
+          <w14:ligatures w14:val="standardContextual"/>
+        </w:rPr>
+        <w:t xml:space="preserve"> </w:t>
+      </w:r>
+      <w:r>
+        <w:rPr>
+          <w:noProof/>
+          <w14:ligatures w14:val="standardContextual"/>
+        </w:rPr>
+        <w:drawing>
+          <wp:inline distT="0" distB="0" distL="0" distR="0" wp14:anchorId="536C906D" wp14:editId="101BA6CD">
+            <wp:extent cx="5731510" cy="2474595"/>
+            <wp:effectExtent l="0" t="0" r="2540" b="1905"/>
+            <wp:docPr id="2142075116" name="Picture 1"/>
+            <wp:cNvGraphicFramePr>
+              <a:graphicFrameLocks xmlns:a="http://schemas.openxmlformats.org/drawingml/2006/main" noChangeAspect="1"/>
+            </wp:cNvGraphicFramePr>
+            <a:graphic xmlns:a="http://schemas.openxmlformats.org/drawingml/2006/main">
+              <a:graphicData uri="http://schemas.openxmlformats.org/drawingml/2006/picture">
+                <pic:pic xmlns:pic="http://schemas.openxmlformats.org/drawingml/2006/picture">
+                  <pic:nvPicPr>
+                    <pic:cNvPr id="2142075116" name=""/>
+                    <pic:cNvPicPr/>
+                  </pic:nvPicPr>
+                  <pic:blipFill>
+                    <a:blip r:embed="rId15"/>
+                    <a:stretch>
+                      <a:fillRect/>
+                    </a:stretch>
+                  </pic:blipFill>
+                  <pic:spPr>
+                    <a:xfrm>
+                      <a:off x="0" y="0"/>
+                      <a:ext cx="5731510" cy="2474595"/>
+                    </a:xfrm>
+                    <a:prstGeom prst="rect">
+                      <a:avLst/>
+                    </a:prstGeom>
+                  </pic:spPr>
+                </pic:pic>
+              </a:graphicData>
+            </a:graphic>
+          </wp:inline>
+        </w:drawing>
+      </w:r>
+      <w:r>
+        <w:rPr>
+          <w:noProof/>
+          <w14:ligatures w14:val="standardContextual"/>
+        </w:rPr>
+        <w:t xml:space="preserve"> </w:t>
+      </w:r>
+      <w:r>
+        <w:rPr>
+          <w:noProof/>
+          <w14:ligatures w14:val="standardContextual"/>
+        </w:rPr>
+        <w:lastRenderedPageBreak/>
+        <w:drawing>
+          <wp:inline distT="0" distB="0" distL="0" distR="0" wp14:anchorId="7A35A38E" wp14:editId="0C39E458">
+            <wp:extent cx="5731510" cy="2748280"/>
+            <wp:effectExtent l="0" t="0" r="2540" b="0"/>
+            <wp:docPr id="2005255718" name="Picture 1"/>
+            <wp:cNvGraphicFramePr>
+              <a:graphicFrameLocks xmlns:a="http://schemas.openxmlformats.org/drawingml/2006/main" noChangeAspect="1"/>
+            </wp:cNvGraphicFramePr>
+            <a:graphic xmlns:a="http://schemas.openxmlformats.org/drawingml/2006/main">
+              <a:graphicData uri="http://schemas.openxmlformats.org/drawingml/2006/picture">
+                <pic:pic xmlns:pic="http://schemas.openxmlformats.org/drawingml/2006/picture">
+                  <pic:nvPicPr>
+                    <pic:cNvPr id="2005255718" name=""/>
+                    <pic:cNvPicPr/>
+                  </pic:nvPicPr>
+                  <pic:blipFill>
+                    <a:blip r:embed="rId16"/>
+                    <a:stretch>
+                      <a:fillRect/>
+                    </a:stretch>
+                  </pic:blipFill>
+                  <pic:spPr>
+                    <a:xfrm>
+                      <a:off x="0" y="0"/>
+                      <a:ext cx="5731510" cy="2748280"/>
+                    </a:xfrm>
+                    <a:prstGeom prst="rect">
+                      <a:avLst/>
+                    </a:prstGeom>
+                  </pic:spPr>
+                </pic:pic>
+              </a:graphicData>
+            </a:graphic>
+          </wp:inline>
+        </w:drawing>
+      </w:r>
+      <w:r>
+        <w:rPr>
+          <w:noProof/>
+          <w14:ligatures w14:val="standardContextual"/>
+        </w:rPr>
+        <w:t xml:space="preserve"> </w:t>
+      </w:r>
+      <w:r>
+        <w:rPr>
+          <w:noProof/>
+          <w14:ligatures w14:val="standardContextual"/>
+        </w:rPr>
+        <w:drawing>
+          <wp:inline distT="0" distB="0" distL="0" distR="0" wp14:anchorId="2691605A" wp14:editId="5FED089B">
+            <wp:extent cx="5731510" cy="2591435"/>
+            <wp:effectExtent l="0" t="0" r="2540" b="0"/>
+            <wp:docPr id="443705586" name="Picture 1"/>
+            <wp:cNvGraphicFramePr>
+              <a:graphicFrameLocks xmlns:a="http://schemas.openxmlformats.org/drawingml/2006/main" noChangeAspect="1"/>
+            </wp:cNvGraphicFramePr>
+            <a:graphic xmlns:a="http://schemas.openxmlformats.org/drawingml/2006/main">
+              <a:graphicData uri="http://schemas.openxmlformats.org/drawingml/2006/picture">
+                <pic:pic xmlns:pic="http://schemas.openxmlformats.org/drawingml/2006/picture">
+                  <pic:nvPicPr>
+                    <pic:cNvPr id="443705586" name=""/>
+                    <pic:cNvPicPr/>
+                  </pic:nvPicPr>
+                  <pic:blipFill>
+                    <a:blip r:embed="rId17"/>
+                    <a:stretch>
+                      <a:fillRect/>
+                    </a:stretch>
+                  </pic:blipFill>
+                  <pic:spPr>
+                    <a:xfrm>
+                      <a:off x="0" y="0"/>
+                      <a:ext cx="5731510" cy="2591435"/>
+                    </a:xfrm>
+                    <a:prstGeom prst="rect">
+                      <a:avLst/>
+                    </a:prstGeom>
+                  </pic:spPr>
+                </pic:pic>
+              </a:graphicData>
+            </a:graphic>
+          </wp:inline>
+        </w:drawing>
+      </w:r>
+      <w:r>
+        <w:rPr>
+          <w:rFonts w:ascii="Cambria" w:hAnsi="Cambria"/>
+        </w:rPr>
+        <w:br/>
+      </w:r>
       <w:r>
         <w:rPr>
           <w:rFonts w:ascii="Cambria" w:hAnsi="Cambria"/>
           <w:b/>
           <w:bCs/>
         </w:rPr>
+        <w:lastRenderedPageBreak/>
+        <w:drawing>
+          <wp:inline distT="0" distB="0" distL="0" distR="0" wp14:anchorId="32FAB292" wp14:editId="736F161A">
+            <wp:extent cx="5731510" cy="3848735"/>
+            <wp:effectExtent l="0" t="0" r="2540" b="0"/>
+            <wp:docPr id="1473708261" name="Picture 1"/>
+            <wp:cNvGraphicFramePr>
+              <a:graphicFrameLocks xmlns:a="http://schemas.openxmlformats.org/drawingml/2006/main" noChangeAspect="1"/>
+            </wp:cNvGraphicFramePr>
+            <a:graphic xmlns:a="http://schemas.openxmlformats.org/drawingml/2006/main">
+              <a:graphicData uri="http://schemas.openxmlformats.org/drawingml/2006/picture">
+                <pic:pic xmlns:pic="http://schemas.openxmlformats.org/drawingml/2006/picture">
+                  <pic:nvPicPr>
+                    <pic:cNvPr id="1473708261" name=""/>
+                    <pic:cNvPicPr/>
+                  </pic:nvPicPr>
+                  <pic:blipFill>
+                    <a:blip r:embed="rId18"/>
+                    <a:stretch>
+                      <a:fillRect/>
+                    </a:stretch>
+                  </pic:blipFill>
+                  <pic:spPr>
+                    <a:xfrm>
+                      <a:off x="0" y="0"/>
+                      <a:ext cx="5731510" cy="3848735"/>
+                    </a:xfrm>
+                    <a:prstGeom prst="rect">
+                      <a:avLst/>
+                    </a:prstGeom>
+                  </pic:spPr>
+                </pic:pic>
+              </a:graphicData>
+            </a:graphic>
+          </wp:inline>
+        </w:drawing>
+      </w:r>
+      <w:r>
+        <w:rPr>
+          <w:noProof/>
+          <w14:ligatures w14:val="standardContextual"/>
+        </w:rPr>
+        <w:t xml:space="preserve"> </w:t>
+      </w:r>
+      <w:r>
+        <w:rPr>
+          <w:noProof/>
+          <w14:ligatures w14:val="standardContextual"/>
+        </w:rPr>
+        <w:drawing>
+          <wp:inline distT="0" distB="0" distL="0" distR="0" wp14:anchorId="2B309941" wp14:editId="5543177A">
+            <wp:extent cx="5731510" cy="1257935"/>
+            <wp:effectExtent l="0" t="0" r="2540" b="0"/>
+            <wp:docPr id="1393889103" name="Picture 1"/>
+            <wp:cNvGraphicFramePr>
+              <a:graphicFrameLocks xmlns:a="http://schemas.openxmlformats.org/drawingml/2006/main" noChangeAspect="1"/>
+            </wp:cNvGraphicFramePr>
+            <a:graphic xmlns:a="http://schemas.openxmlformats.org/drawingml/2006/main">
+              <a:graphicData uri="http://schemas.openxmlformats.org/drawingml/2006/picture">
+                <pic:pic xmlns:pic="http://schemas.openxmlformats.org/drawingml/2006/picture">
+                  <pic:nvPicPr>
+                    <pic:cNvPr id="1393889103" name=""/>
+                    <pic:cNvPicPr/>
+                  </pic:nvPicPr>
+                  <pic:blipFill>
+                    <a:blip r:embed="rId19"/>
+                    <a:stretch>
+                      <a:fillRect/>
+                    </a:stretch>
+                  </pic:blipFill>
+                  <pic:spPr>
+                    <a:xfrm>
+                      <a:off x="0" y="0"/>
+                      <a:ext cx="5731510" cy="1257935"/>
+                    </a:xfrm>
+                    <a:prstGeom prst="rect">
+                      <a:avLst/>
+                    </a:prstGeom>
+                  </pic:spPr>
+                </pic:pic>
+              </a:graphicData>
+            </a:graphic>
+          </wp:inline>
+        </w:drawing>
+      </w:r>
+      <w:r>
+        <w:rPr>
+          <w:noProof/>
+          <w14:ligatures w14:val="standardContextual"/>
+        </w:rPr>
+        <w:t xml:space="preserve"> </w:t>
+      </w:r>
+      <w:r>
+        <w:rPr>
+          <w:noProof/>
+          <w14:ligatures w14:val="standardContextual"/>
+        </w:rPr>
+        <w:lastRenderedPageBreak/>
+        <w:drawing>
+          <wp:inline distT="0" distB="0" distL="0" distR="0" wp14:anchorId="0831ABB7" wp14:editId="0E7A70C8">
+            <wp:extent cx="5731510" cy="3848735"/>
+            <wp:effectExtent l="0" t="0" r="2540" b="0"/>
+            <wp:docPr id="426753850" name="Picture 1"/>
+            <wp:cNvGraphicFramePr>
+              <a:graphicFrameLocks xmlns:a="http://schemas.openxmlformats.org/drawingml/2006/main" noChangeAspect="1"/>
+            </wp:cNvGraphicFramePr>
+            <a:graphic xmlns:a="http://schemas.openxmlformats.org/drawingml/2006/main">
+              <a:graphicData uri="http://schemas.openxmlformats.org/drawingml/2006/picture">
+                <pic:pic xmlns:pic="http://schemas.openxmlformats.org/drawingml/2006/picture">
+                  <pic:nvPicPr>
+                    <pic:cNvPr id="426753850" name=""/>
+                    <pic:cNvPicPr/>
+                  </pic:nvPicPr>
+                  <pic:blipFill>
+                    <a:blip r:embed="rId20"/>
+                    <a:stretch>
+                      <a:fillRect/>
+                    </a:stretch>
+                  </pic:blipFill>
+                  <pic:spPr>
+                    <a:xfrm>
+                      <a:off x="0" y="0"/>
+                      <a:ext cx="5731510" cy="3848735"/>
+                    </a:xfrm>
+                    <a:prstGeom prst="rect">
+                      <a:avLst/>
+                    </a:prstGeom>
+                  </pic:spPr>
+                </pic:pic>
+              </a:graphicData>
+            </a:graphic>
+          </wp:inline>
+        </w:drawing>
+      </w:r>
+      <w:r>
+        <w:rPr>
+          <w:noProof/>
+          <w14:ligatures w14:val="standardContextual"/>
+        </w:rPr>
+        <w:t xml:space="preserve"> </w:t>
+      </w:r>
+      <w:r>
+        <w:rPr>
+          <w:noProof/>
+          <w14:ligatures w14:val="standardContextual"/>
+        </w:rPr>
+        <w:drawing>
+          <wp:inline distT="0" distB="0" distL="0" distR="0" wp14:anchorId="7F5AE1E8" wp14:editId="5A051FCF">
+            <wp:extent cx="5731510" cy="2741295"/>
+            <wp:effectExtent l="0" t="0" r="2540" b="1905"/>
+            <wp:docPr id="2071423338" name="Picture 1"/>
+            <wp:cNvGraphicFramePr>
+              <a:graphicFrameLocks xmlns:a="http://schemas.openxmlformats.org/drawingml/2006/main" noChangeAspect="1"/>
+            </wp:cNvGraphicFramePr>
+            <a:graphic xmlns:a="http://schemas.openxmlformats.org/drawingml/2006/main">
+              <a:graphicData uri="http://schemas.openxmlformats.org/drawingml/2006/picture">
+                <pic:pic xmlns:pic="http://schemas.openxmlformats.org/drawingml/2006/picture">
+                  <pic:nvPicPr>
+                    <pic:cNvPr id="2071423338" name=""/>
+                    <pic:cNvPicPr/>
+                  </pic:nvPicPr>
+                  <pic:blipFill>
+                    <a:blip r:embed="rId21"/>
+                    <a:stretch>
+                      <a:fillRect/>
+                    </a:stretch>
+                  </pic:blipFill>
+                  <pic:spPr>
+                    <a:xfrm>
+                      <a:off x="0" y="0"/>
+                      <a:ext cx="5731510" cy="2741295"/>
+                    </a:xfrm>
+                    <a:prstGeom prst="rect">
+                      <a:avLst/>
+                    </a:prstGeom>
+                  </pic:spPr>
+                </pic:pic>
+              </a:graphicData>
+            </a:graphic>
+          </wp:inline>
+        </w:drawing>
+      </w:r>
+      <w:r>
+        <w:rPr>
+          <w:noProof/>
+          <w14:ligatures w14:val="standardContextual"/>
+        </w:rPr>
+        <w:t xml:space="preserve"> </w:t>
+      </w:r>
+      <w:r>
+        <w:rPr>
+          <w:noProof/>
+          <w14:ligatures w14:val="standardContextual"/>
+        </w:rPr>
+        <w:lastRenderedPageBreak/>
+        <w:drawing>
+          <wp:inline distT="0" distB="0" distL="0" distR="0" wp14:anchorId="715BE0CE" wp14:editId="3E3FE9D0">
+            <wp:extent cx="5731510" cy="4498340"/>
+            <wp:effectExtent l="0" t="0" r="2540" b="0"/>
+            <wp:docPr id="380595213" name="Picture 1"/>
+            <wp:cNvGraphicFramePr>
+              <a:graphicFrameLocks xmlns:a="http://schemas.openxmlformats.org/drawingml/2006/main" noChangeAspect="1"/>
+            </wp:cNvGraphicFramePr>
+            <a:graphic xmlns:a="http://schemas.openxmlformats.org/drawingml/2006/main">
+              <a:graphicData uri="http://schemas.openxmlformats.org/drawingml/2006/picture">
+                <pic:pic xmlns:pic="http://schemas.openxmlformats.org/drawingml/2006/picture">
+                  <pic:nvPicPr>
+                    <pic:cNvPr id="380595213" name=""/>
+                    <pic:cNvPicPr/>
+                  </pic:nvPicPr>
+                  <pic:blipFill>
+                    <a:blip r:embed="rId22"/>
+                    <a:stretch>
+                      <a:fillRect/>
+                    </a:stretch>
+                  </pic:blipFill>
+                  <pic:spPr>
+                    <a:xfrm>
+                      <a:off x="0" y="0"/>
+                      <a:ext cx="5731510" cy="4498340"/>
+                    </a:xfrm>
+                    <a:prstGeom prst="rect">
+                      <a:avLst/>
+                    </a:prstGeom>
+                  </pic:spPr>
+                </pic:pic>
+              </a:graphicData>
+            </a:graphic>
+          </wp:inline>
+        </w:drawing>
+      </w:r>
+      <w:r>
+        <w:rPr>
+          <w:noProof/>
+          <w14:ligatures w14:val="standardContextual"/>
+        </w:rPr>
+        <w:t xml:space="preserve"> </w:t>
+      </w:r>
+      <w:r>
+        <w:rPr>
+          <w:noProof/>
+          <w14:ligatures w14:val="standardContextual"/>
+        </w:rPr>
+        <w:drawing>
+          <wp:inline distT="0" distB="0" distL="0" distR="0" wp14:anchorId="30FBCF71" wp14:editId="2F617120">
+            <wp:extent cx="5731510" cy="2567305"/>
+            <wp:effectExtent l="0" t="0" r="2540" b="4445"/>
+            <wp:docPr id="848284728" name="Picture 1"/>
+            <wp:cNvGraphicFramePr>
+              <a:graphicFrameLocks xmlns:a="http://schemas.openxmlformats.org/drawingml/2006/main" noChangeAspect="1"/>
+            </wp:cNvGraphicFramePr>
+            <a:graphic xmlns:a="http://schemas.openxmlformats.org/drawingml/2006/main">
+              <a:graphicData uri="http://schemas.openxmlformats.org/drawingml/2006/picture">
+                <pic:pic xmlns:pic="http://schemas.openxmlformats.org/drawingml/2006/picture">
+                  <pic:nvPicPr>
+                    <pic:cNvPr id="848284728" name=""/>
+                    <pic:cNvPicPr/>
+                  </pic:nvPicPr>
+                  <pic:blipFill>
+                    <a:blip r:embed="rId23"/>
+                    <a:stretch>
+                      <a:fillRect/>
+                    </a:stretch>
+                  </pic:blipFill>
+                  <pic:spPr>
+                    <a:xfrm>
+                      <a:off x="0" y="0"/>
+                      <a:ext cx="5731510" cy="2567305"/>
+                    </a:xfrm>
+                    <a:prstGeom prst="rect">
+                      <a:avLst/>
+                    </a:prstGeom>
+                  </pic:spPr>
+                </pic:pic>
+              </a:graphicData>
+            </a:graphic>
+          </wp:inline>
+        </w:drawing>
+      </w:r>
+      <w:r>
+        <w:rPr>
+          <w:noProof/>
+          <w14:ligatures w14:val="standardContextual"/>
+        </w:rPr>
+        <w:t xml:space="preserve"> </w:t>
+      </w:r>
+      <w:r>
+        <w:rPr>
+          <w:noProof/>
+          <w14:ligatures w14:val="standardContextual"/>
+        </w:rPr>
+        <w:lastRenderedPageBreak/>
+        <w:drawing>
+          <wp:inline distT="0" distB="0" distL="0" distR="0" wp14:anchorId="6148B830" wp14:editId="7329B88C">
+            <wp:extent cx="5731510" cy="1800225"/>
+            <wp:effectExtent l="0" t="0" r="2540" b="9525"/>
+            <wp:docPr id="304529804" name="Picture 1"/>
+            <wp:cNvGraphicFramePr>
+              <a:graphicFrameLocks xmlns:a="http://schemas.openxmlformats.org/drawingml/2006/main" noChangeAspect="1"/>
+            </wp:cNvGraphicFramePr>
+            <a:graphic xmlns:a="http://schemas.openxmlformats.org/drawingml/2006/main">
+              <a:graphicData uri="http://schemas.openxmlformats.org/drawingml/2006/picture">
+                <pic:pic xmlns:pic="http://schemas.openxmlformats.org/drawingml/2006/picture">
+                  <pic:nvPicPr>
+                    <pic:cNvPr id="304529804" name=""/>
+                    <pic:cNvPicPr/>
+                  </pic:nvPicPr>
+                  <pic:blipFill>
+                    <a:blip r:embed="rId24"/>
+                    <a:stretch>
+                      <a:fillRect/>
+                    </a:stretch>
+                  </pic:blipFill>
+                  <pic:spPr>
+                    <a:xfrm>
+                      <a:off x="0" y="0"/>
+                      <a:ext cx="5731510" cy="1800225"/>
+                    </a:xfrm>
+                    <a:prstGeom prst="rect">
+                      <a:avLst/>
+                    </a:prstGeom>
+                  </pic:spPr>
+                </pic:pic>
+              </a:graphicData>
+            </a:graphic>
+          </wp:inline>
+        </w:drawing>
+      </w:r>
+      <w:r>
+        <w:rPr>
+          <w:noProof/>
+          <w14:ligatures w14:val="standardContextual"/>
+        </w:rPr>
+        <w:t xml:space="preserve"> </w:t>
+      </w:r>
+      <w:r>
+        <w:rPr>
+          <w:noProof/>
+          <w14:ligatures w14:val="standardContextual"/>
+        </w:rPr>
+        <w:drawing>
+          <wp:inline distT="0" distB="0" distL="0" distR="0" wp14:anchorId="32FC7DF3" wp14:editId="07940F13">
+            <wp:extent cx="5731510" cy="4105275"/>
+            <wp:effectExtent l="0" t="0" r="2540" b="9525"/>
+            <wp:docPr id="134841155" name="Picture 1"/>
+            <wp:cNvGraphicFramePr>
+              <a:graphicFrameLocks xmlns:a="http://schemas.openxmlformats.org/drawingml/2006/main" noChangeAspect="1"/>
+            </wp:cNvGraphicFramePr>
+            <a:graphic xmlns:a="http://schemas.openxmlformats.org/drawingml/2006/main">
+              <a:graphicData uri="http://schemas.openxmlformats.org/drawingml/2006/picture">
+                <pic:pic xmlns:pic="http://schemas.openxmlformats.org/drawingml/2006/picture">
+                  <pic:nvPicPr>
+                    <pic:cNvPr id="134841155" name=""/>
+                    <pic:cNvPicPr/>
+                  </pic:nvPicPr>
+                  <pic:blipFill>
+                    <a:blip r:embed="rId25"/>
+                    <a:stretch>
+                      <a:fillRect/>
+                    </a:stretch>
+                  </pic:blipFill>
+                  <pic:spPr>
+                    <a:xfrm>
+                      <a:off x="0" y="0"/>
+                      <a:ext cx="5731510" cy="4105275"/>
+                    </a:xfrm>
+                    <a:prstGeom prst="rect">
+                      <a:avLst/>
+                    </a:prstGeom>
+                  </pic:spPr>
+                </pic:pic>
+              </a:graphicData>
+            </a:graphic>
+          </wp:inline>
+        </w:drawing>
+      </w:r>
+      <w:r>
+        <w:rPr>
+          <w:noProof/>
+          <w14:ligatures w14:val="standardContextual"/>
+        </w:rPr>
+        <w:t xml:space="preserve"> </w:t>
+      </w:r>
+      <w:r>
+        <w:rPr>
+          <w:noProof/>
+          <w14:ligatures w14:val="standardContextual"/>
+        </w:rPr>
+        <w:drawing>
+          <wp:inline distT="0" distB="0" distL="0" distR="0" wp14:anchorId="79EA36AD" wp14:editId="0C6B657E">
+            <wp:extent cx="5731510" cy="2667635"/>
+            <wp:effectExtent l="0" t="0" r="2540" b="0"/>
+            <wp:docPr id="354097279" name="Picture 1"/>
+            <wp:cNvGraphicFramePr>
+              <a:graphicFrameLocks xmlns:a="http://schemas.openxmlformats.org/drawingml/2006/main" noChangeAspect="1"/>
+            </wp:cNvGraphicFramePr>
+            <a:graphic xmlns:a="http://schemas.openxmlformats.org/drawingml/2006/main">
+              <a:graphicData uri="http://schemas.openxmlformats.org/drawingml/2006/picture">
+                <pic:pic xmlns:pic="http://schemas.openxmlformats.org/drawingml/2006/picture">
+                  <pic:nvPicPr>
+                    <pic:cNvPr id="354097279" name=""/>
+                    <pic:cNvPicPr/>
+                  </pic:nvPicPr>
+                  <pic:blipFill>
+                    <a:blip r:embed="rId26"/>
+                    <a:stretch>
+                      <a:fillRect/>
+                    </a:stretch>
+                  </pic:blipFill>
+                  <pic:spPr>
+                    <a:xfrm>
+                      <a:off x="0" y="0"/>
+                      <a:ext cx="5731510" cy="2667635"/>
+                    </a:xfrm>
+                    <a:prstGeom prst="rect">
+                      <a:avLst/>
+                    </a:prstGeom>
+                  </pic:spPr>
+                </pic:pic>
+              </a:graphicData>
+            </a:graphic>
+          </wp:inline>
+        </w:drawing>
+      </w:r>
+      <w:r>
+        <w:rPr>
+          <w:noProof/>
+          <w14:ligatures w14:val="standardContextual"/>
+        </w:rPr>
+        <w:t xml:space="preserve"> </w:t>
+      </w:r>
+      <w:r>
+        <w:rPr>
+          <w:noProof/>
+          <w14:ligatures w14:val="standardContextual"/>
+        </w:rPr>
+        <w:lastRenderedPageBreak/>
+        <w:drawing>
+          <wp:inline distT="0" distB="0" distL="0" distR="0" wp14:anchorId="5BD3D64A" wp14:editId="237148BE">
+            <wp:extent cx="5731510" cy="4110355"/>
+            <wp:effectExtent l="0" t="0" r="2540" b="4445"/>
+            <wp:docPr id="614861560" name="Picture 1"/>
+            <wp:cNvGraphicFramePr>
+              <a:graphicFrameLocks xmlns:a="http://schemas.openxmlformats.org/drawingml/2006/main" noChangeAspect="1"/>
+            </wp:cNvGraphicFramePr>
+            <a:graphic xmlns:a="http://schemas.openxmlformats.org/drawingml/2006/main">
+              <a:graphicData uri="http://schemas.openxmlformats.org/drawingml/2006/picture">
+                <pic:pic xmlns:pic="http://schemas.openxmlformats.org/drawingml/2006/picture">
+                  <pic:nvPicPr>
+                    <pic:cNvPr id="614861560" name=""/>
+                    <pic:cNvPicPr/>
+                  </pic:nvPicPr>
+                  <pic:blipFill>
+                    <a:blip r:embed="rId27"/>
+                    <a:stretch>
+                      <a:fillRect/>
+                    </a:stretch>
+                  </pic:blipFill>
+                  <pic:spPr>
+                    <a:xfrm>
+                      <a:off x="0" y="0"/>
+                      <a:ext cx="5731510" cy="4110355"/>
+                    </a:xfrm>
+                    <a:prstGeom prst="rect">
+                      <a:avLst/>
+                    </a:prstGeom>
+                  </pic:spPr>
+                </pic:pic>
+              </a:graphicData>
+            </a:graphic>
+          </wp:inline>
+        </w:drawing>
+      </w:r>
+      <w:r>
+        <w:rPr>
+          <w:noProof/>
+          <w14:ligatures w14:val="standardContextual"/>
+        </w:rPr>
+        <w:t xml:space="preserve"> </w:t>
+      </w:r>
+      <w:r>
+        <w:rPr>
+          <w:noProof/>
+          <w14:ligatures w14:val="standardContextual"/>
+        </w:rPr>
+        <w:drawing>
+          <wp:inline distT="0" distB="0" distL="0" distR="0" wp14:anchorId="746FD4B8" wp14:editId="7AE7FBC1">
+            <wp:extent cx="5731510" cy="2649220"/>
+            <wp:effectExtent l="0" t="0" r="2540" b="0"/>
+            <wp:docPr id="683593160" name="Picture 1"/>
+            <wp:cNvGraphicFramePr>
+              <a:graphicFrameLocks xmlns:a="http://schemas.openxmlformats.org/drawingml/2006/main" noChangeAspect="1"/>
+            </wp:cNvGraphicFramePr>
+            <a:graphic xmlns:a="http://schemas.openxmlformats.org/drawingml/2006/main">
+              <a:graphicData uri="http://schemas.openxmlformats.org/drawingml/2006/picture">
+                <pic:pic xmlns:pic="http://schemas.openxmlformats.org/drawingml/2006/picture">
+                  <pic:nvPicPr>
+                    <pic:cNvPr id="683593160" name=""/>
+                    <pic:cNvPicPr/>
+                  </pic:nvPicPr>
+                  <pic:blipFill>
+                    <a:blip r:embed="rId28"/>
+                    <a:stretch>
+                      <a:fillRect/>
+                    </a:stretch>
+                  </pic:blipFill>
+                  <pic:spPr>
+                    <a:xfrm>
+                      <a:off x="0" y="0"/>
+                      <a:ext cx="5731510" cy="2649220"/>
+                    </a:xfrm>
+                    <a:prstGeom prst="rect">
+                      <a:avLst/>
+                    </a:prstGeom>
+                  </pic:spPr>
+                </pic:pic>
+              </a:graphicData>
+            </a:graphic>
+          </wp:inline>
+        </w:drawing>
+      </w:r>
+    </w:p>
+    <w:p>
+      <w:pPr>
+        <w:spacing w:after="0" w:line="240" w:lineRule="auto"/>
+        <w:rPr>
+          <w:rFonts w:ascii="Cambria" w:hAnsi="Cambria"/>
+          <w:b/>
+          <w:bCs/>
+        </w:rPr>
+      </w:pPr>
+    </w:p>
+    <w:p>
+      <w:pPr>
+        <w:spacing w:after="0" w:line="240" w:lineRule="auto"/>
+        <w:rPr>
+          <w:rFonts w:ascii="Cambria" w:hAnsi="Cambria"/>
+          <w:b/>
+          <w:bCs/>
+        </w:rPr>
+      </w:pPr>
+      <w:r>
+        <w:rPr>
+          <w:rFonts w:ascii="Cambria" w:hAnsi="Cambria"/>
+          <w:b/>
+          <w:bCs/>
+        </w:rPr>
+        <w:t>Strengths</w:t>
+      </w:r>
+      <w:r>
+        <w:rPr>
+          <w:rFonts w:ascii="Cambria" w:hAnsi="Cambria"/>
+          <w:b/>
+          <w:bCs/>
+        </w:rPr>
+        <w:t>:</w:t>
+      </w:r>
+      <w:r>
+        <w:rPr>
+          <w:noProof/>
+          <w14:ligatures w14:val="standardContextual"/>
+        </w:rPr>
+        <w:t xml:space="preserve"> </w:t>
+      </w:r>
+    </w:p>
+    <w:p>
+      <w:pPr>
+        <w:spacing w:after="0" w:line="240" w:lineRule="auto"/>
+        <w:rPr>
+          <w:rFonts w:ascii="Cambria" w:hAnsi="Cambria"/>
+          <w:b/>
+          <w:bCs/>
+        </w:rPr>
+      </w:pPr>
+    </w:p>
+    <w:p>
+      <w:pPr>
+        <w:spacing w:after="0" w:line="240" w:lineRule="auto"/>
+        <w:rPr>
+          <w:rFonts w:ascii="Cambria" w:hAnsi="Cambria"/>
+        </w:rPr>
+      </w:pPr>
+      <w:r>
+        <w:rPr>
+          <w:rFonts w:ascii="Cambria" w:hAnsi="Cambria"/>
+        </w:rPr>
+        <w:t>CNNs automatically learn useful visual features directly from images and preserve spatial relationships through convolution operations. They use shared weights, making them more parameter-efficient than fully connected networks for image data. CNNs can achieve strong performance on image classification tasks.</w:t>
+      </w:r>
+    </w:p>
+    <w:p>
+      <w:pPr>
+        <w:spacing w:after="0" w:line="240" w:lineRule="auto"/>
+        <w:rPr>
+          <w:rFonts w:ascii="Cambria" w:hAnsi="Cambria"/>
+        </w:rPr>
+      </w:pPr>
+    </w:p>
+    <w:p>
+      <w:pPr>
+        <w:spacing w:after="0" w:line="240" w:lineRule="auto"/>
+        <w:rPr>
+          <w:rFonts w:ascii="Cambria" w:hAnsi="Cambria"/>
+          <w:b/>
+          <w:bCs/>
+        </w:rPr>
+      </w:pPr>
+      <w:r>
+        <w:rPr>
+          <w:rFonts w:ascii="Cambria" w:hAnsi="Cambria"/>
+          <w:b/>
+          <w:bCs/>
+        </w:rPr>
+        <w:t>Limitations</w:t>
+      </w:r>
+      <w:r>
+        <w:rPr>
+          <w:rFonts w:ascii="Cambria" w:hAnsi="Cambria"/>
+          <w:b/>
+          <w:bCs/>
+        </w:rPr>
+        <w:t>:</w:t>
+      </w:r>
+    </w:p>
+    <w:p>
+      <w:pPr>
+        <w:spacing w:after="0" w:line="240" w:lineRule="auto"/>
+        <w:rPr>
+          <w:rFonts w:ascii="Cambria" w:hAnsi="Cambria"/>
+          <w:b/>
+          <w:bCs/>
+        </w:rPr>
+      </w:pPr>
+    </w:p>
+    <w:p>
+      <w:pPr>
+        <w:spacing w:after="0" w:line="240" w:lineRule="auto"/>
+        <w:rPr>
+          <w:rFonts w:ascii="Cambria" w:hAnsi="Cambria"/>
+        </w:rPr>
+      </w:pPr>
+      <w:r>
+        <w:rPr>
+          <w:rFonts w:ascii="Cambria" w:hAnsi="Cambria"/>
+        </w:rPr>
+        <w:t xml:space="preserve">CNNs can require significant computational resources and training time. Their performance depends on suitable preprocessing, architecture design, and hyperparameter selection. They </w:t>
+      </w:r>
+      <w:r>
+        <w:rPr>
+          <w:rFonts w:ascii="Cambria" w:hAnsi="Cambria"/>
+        </w:rPr>
+        <w:lastRenderedPageBreak/>
+        <w:t>may also overfit when the training dataset is limited or when the model is unnecessarily complex.</w:t>
+      </w:r>
+    </w:p>
+    <w:p>
+      <w:pPr>
+        <w:spacing w:after="0" w:line="240" w:lineRule="auto"/>
+        <w:rPr>
+          <w:rFonts w:ascii="Cambria" w:hAnsi="Cambria"/>
+        </w:rPr>
+      </w:pPr>
+    </w:p>
+    <w:p>
+      <w:pPr>
+        <w:spacing w:after="0" w:line="240" w:lineRule="auto"/>
+        <w:rPr>
+          <w:rFonts w:ascii="Cambria" w:hAnsi="Cambria"/>
+          <w:b/>
+          <w:bCs/>
+        </w:rPr>
+      </w:pPr>
+      <w:r>
+        <w:rPr>
+          <w:rFonts w:ascii="Cambria" w:hAnsi="Cambria"/>
+          <w:b/>
+          <w:bCs/>
+        </w:rPr>
+        <w:t xml:space="preserve">Final Lab </w:t>
+      </w:r>
+      <w:r>
+        <w:rPr>
+          <w:rFonts w:ascii="Cambria" w:hAnsi="Cambria"/>
+          <w:b/>
+          <w:bCs/>
+        </w:rPr>
+        <w:t>Observations</w:t>
+      </w:r>
+      <w:r>
+        <w:rPr>
+          <w:rFonts w:ascii="Cambria" w:hAnsi="Cambria"/>
+          <w:b/>
+          <w:bCs/>
+        </w:rPr>
+        <w:t>:</w:t>
+      </w:r>
+    </w:p>
+    <w:p>
+      <w:pPr>
+        <w:spacing w:after="0" w:line="240" w:lineRule="auto"/>
+        <w:rPr>
+          <w:rFonts w:ascii="Cambria" w:hAnsi="Cambria"/>
+          <w:b/>
+          <w:bCs/>
+        </w:rPr>
+      </w:pPr>
+    </w:p>
+    <w:p>
+      <w:pPr>
+        <w:spacing w:after="0" w:line="240" w:lineRule="auto"/>
+        <w:rPr>
+          <w:rFonts w:ascii="Cambria" w:hAnsi="Cambria"/>
+        </w:rPr>
+      </w:pPr>
+      <w:r>
+        <w:rPr>
+          <w:rFonts w:ascii="Cambria" w:hAnsi="Cambria"/>
+        </w:rPr>
+        <w:t xml:space="preserve">The CNN was successfully implemented using the CIFAR-10 dataset. The images were normalized and divided into training, validation, and testing sets. The model used convolutional layers with </w:t>
+      </w:r>
+      <w:proofErr w:type="spellStart"/>
+      <w:r>
+        <w:rPr>
+          <w:rFonts w:ascii="Cambria" w:hAnsi="Cambria"/>
+        </w:rPr>
+        <w:t>ReLU</w:t>
+      </w:r>
+      <w:proofErr w:type="spellEnd"/>
+      <w:r>
+        <w:rPr>
+          <w:rFonts w:ascii="Cambria" w:hAnsi="Cambria"/>
+        </w:rPr>
+        <w:t xml:space="preserve"> activation, Max Pooling, fully connected layers, and a </w:t>
+      </w:r>
+      <w:proofErr w:type="spellStart"/>
+      <w:r>
+        <w:rPr>
+          <w:rFonts w:ascii="Cambria" w:hAnsi="Cambria"/>
+        </w:rPr>
+        <w:t>Softmax</w:t>
+      </w:r>
+      <w:proofErr w:type="spellEnd"/>
+      <w:r>
+        <w:rPr>
+          <w:rFonts w:ascii="Cambria" w:hAnsi="Cambria"/>
+        </w:rPr>
+        <w:t xml:space="preserve"> output layer. Training and validation accuracy/loss were visualized using graphs, while the confusion matrix and sample predictions were used to </w:t>
+      </w:r>
+      <w:proofErr w:type="spellStart"/>
+      <w:r>
+        <w:rPr>
+          <w:rFonts w:ascii="Cambria" w:hAnsi="Cambria"/>
+        </w:rPr>
+        <w:t>analyze</w:t>
+      </w:r>
+      <w:proofErr w:type="spellEnd"/>
+      <w:r>
+        <w:rPr>
+          <w:rFonts w:ascii="Cambria" w:hAnsi="Cambria"/>
+        </w:rPr>
+        <w:t xml:space="preserve"> classification performance. The final testing accuracy displayed above should be reported in the lab record.</w:t>
+      </w:r>
+    </w:p>
+    <w:p>
+      <w:pPr>
+        <w:spacing w:after="0" w:line="240" w:lineRule="auto"/>
+        <w:rPr>
+          <w:rFonts w:ascii="Cambria" w:hAnsi="Cambria"/>
+        </w:rPr>
+      </w:pPr>
+    </w:p>
+    <w:p>
+      <w:pPr>
+        <w:spacing w:after="0" w:line="240" w:lineRule="auto"/>
+        <w:rPr>
+          <w:rFonts w:ascii="Cambria" w:hAnsi="Cambria"/>
+        </w:rPr>
+      </w:pPr>
+    </w:p>
+    <w:p>
+      <w:pPr>
+        <w:spacing w:after="0" w:line="240" w:lineRule="auto"/>
+        <w:rPr>
+          <w:rFonts w:ascii="Cambria" w:hAnsi="Cambria"/>
+        </w:rPr>
+      </w:pPr>
+    </w:p>
+    <w:p>
+      <w:pPr>
+        <w:spacing w:after="0" w:line="240" w:lineRule="auto"/>
+        <w:rPr>
+          <w:rFonts w:ascii="Cambria" w:hAnsi="Cambria"/>
+        </w:rPr>
+      </w:pPr>
+    </w:p>
+    <w:p>
+      <w:pPr>
+        <w:spacing w:after="0" w:line="240" w:lineRule="auto"/>
+        <w:rPr>
+          <w:rFonts w:ascii="Cambria" w:hAnsi="Cambria"/>
+        </w:rPr>
+      </w:pPr>
+    </w:p>
+    <w:p>
+      <w:pPr>
+        <w:spacing w:after="0" w:line="240" w:lineRule="auto"/>
+        <w:rPr>
+          <w:rFonts w:ascii="Cambria" w:hAnsi="Cambria"/>
+        </w:rPr>
+      </w:pPr>
+    </w:p>
+    <w:p>
+      <w:pPr>
+        <w:spacing w:after="0" w:line="240" w:lineRule="auto"/>
+        <w:rPr>
+          <w:rFonts w:ascii="Cambria" w:hAnsi="Cambria"/>
+        </w:rPr>
+      </w:pPr>
+    </w:p>
+    <w:p>
+      <w:pPr>
+        <w:spacing w:after="0" w:line="240" w:lineRule="auto"/>
+        <w:rPr>
+          <w:rFonts w:ascii="Cambria" w:hAnsi="Cambria"/>
+        </w:rPr>
+      </w:pPr>
+    </w:p>
+    <w:p>
+      <w:pPr>
+        <w:spacing w:after="0" w:line="240" w:lineRule="auto"/>
+        <w:rPr>
+          <w:rFonts w:ascii="Cambria" w:hAnsi="Cambria"/>
+        </w:rPr>
+      </w:pPr>
+    </w:p>
+    <w:p>
+      <w:pPr>
+        <w:spacing w:after="0" w:line="240" w:lineRule="auto"/>
+        <w:rPr>
+          <w:rFonts w:ascii="Cambria" w:hAnsi="Cambria"/>
+        </w:rPr>
+      </w:pPr>
+    </w:p>
+    <w:p>
+      <w:pPr>
+        <w:spacing w:after="0" w:line="240" w:lineRule="auto"/>
+        <w:rPr>
+          <w:rFonts w:ascii="Cambria" w:hAnsi="Cambria"/>
+        </w:rPr>
+      </w:pPr>
+    </w:p>
+    <w:p>
+      <w:pPr>
+        <w:spacing w:after="0" w:line="240" w:lineRule="auto"/>
+        <w:rPr>
+          <w:rFonts w:ascii="Cambria" w:hAnsi="Cambria"/>
+        </w:rPr>
+      </w:pPr>
+    </w:p>
+    <w:p>
+      <w:pPr>
+        <w:spacing w:after="0" w:line="240" w:lineRule="auto"/>
+        <w:rPr>
+          <w:rFonts w:ascii="Cambria" w:hAnsi="Cambria"/>
+        </w:rPr>
+      </w:pPr>
+    </w:p>
+    <w:p>
+      <w:pPr>
+        <w:spacing w:after="0" w:line="240" w:lineRule="auto"/>
+        <w:rPr>
+          <w:rFonts w:ascii="Cambria" w:hAnsi="Cambria"/>
+        </w:rPr>
+      </w:pPr>
+    </w:p>
+    <w:p>
+      <w:pPr>
+        <w:spacing w:after="0" w:line="240" w:lineRule="auto"/>
+        <w:rPr>
+          <w:rFonts w:ascii="Cambria" w:hAnsi="Cambria"/>
+        </w:rPr>
+      </w:pPr>
+    </w:p>
+    <w:p>
+      <w:pPr>
+        <w:spacing w:after="0" w:line="240" w:lineRule="auto"/>
+        <w:rPr>
+          <w:rFonts w:ascii="Cambria" w:hAnsi="Cambria"/>
+        </w:rPr>
+      </w:pPr>
+    </w:p>
+    <w:p>
+      <w:pPr>
+        <w:spacing w:after="0" w:line="240" w:lineRule="auto"/>
+        <w:rPr>
+          <w:rFonts w:ascii="Cambria" w:hAnsi="Cambria"/>
+        </w:rPr>
+      </w:pPr>
+    </w:p>
+    <w:p>
+      <w:pPr>
+        <w:spacing w:after="0" w:line="240" w:lineRule="auto"/>
+        <w:rPr>
+          <w:rFonts w:ascii="Cambria" w:hAnsi="Cambria"/>
+        </w:rPr>
+      </w:pPr>
+    </w:p>
+    <w:p>
+      <w:pPr>
+        <w:spacing w:after="0" w:line="240" w:lineRule="auto"/>
+        <w:rPr>
+          <w:rFonts w:ascii="Cambria" w:hAnsi="Cambria"/>
+        </w:rPr>
+      </w:pPr>
+    </w:p>
+    <w:p>
+      <w:pPr>
+        <w:spacing w:after="0" w:line="240" w:lineRule="auto"/>
+        <w:rPr>
+          <w:rFonts w:ascii="Cambria" w:hAnsi="Cambria"/>
+        </w:rPr>
+      </w:pPr>
+    </w:p>
+    <w:p>
+      <w:pPr>
+        <w:spacing w:after="0" w:line="240" w:lineRule="auto"/>
+        <w:rPr>
+          <w:rFonts w:ascii="Cambria" w:hAnsi="Cambria"/>
+        </w:rPr>
+      </w:pPr>
+    </w:p>
+    <w:p>
+      <w:pPr>
+        <w:spacing w:after="0" w:line="240" w:lineRule="auto"/>
+        <w:rPr>
+          <w:rFonts w:ascii="Cambria" w:hAnsi="Cambria"/>
+        </w:rPr>
+      </w:pPr>
+    </w:p>
+    <w:p>
+      <w:pPr>
+        <w:spacing w:after="0" w:line="240" w:lineRule="auto"/>
+        <w:rPr>
+          <w:rFonts w:ascii="Cambria" w:hAnsi="Cambria"/>
+        </w:rPr>
+      </w:pPr>
+    </w:p>
+    <w:p>
+      <w:pPr>
+        <w:spacing w:after="0" w:line="240" w:lineRule="auto"/>
+        <w:rPr>
+          <w:rFonts w:ascii="Cambria" w:hAnsi="Cambria"/>
+        </w:rPr>
+      </w:pPr>
+    </w:p>
+    <w:p>
+      <w:pPr>
+        <w:spacing w:after="0" w:line="240" w:lineRule="auto"/>
+        <w:rPr>
+          <w:rFonts w:ascii="Cambria" w:hAnsi="Cambria"/>
+        </w:rPr>
+      </w:pPr>
+    </w:p>
+    <w:p>
+      <w:pPr>
+        <w:spacing w:after="0" w:line="240" w:lineRule="auto"/>
+        <w:rPr>
+          <w:rFonts w:ascii="Cambria" w:hAnsi="Cambria"/>
+        </w:rPr>
+      </w:pPr>
+    </w:p>
+    <w:p>
+      <w:pPr>
+        <w:spacing w:after="0" w:line="240" w:lineRule="auto"/>
+        <w:rPr>
+          <w:rFonts w:ascii="Cambria" w:hAnsi="Cambria"/>
+        </w:rPr>
+      </w:pPr>
+    </w:p>
+    <w:p>
+      <w:pPr>
+        <w:spacing w:after="0" w:line="240" w:lineRule="auto"/>
+        <w:rPr>
+          <w:rFonts w:ascii="Cambria" w:hAnsi="Cambria"/>
+        </w:rPr>
+      </w:pPr>
+    </w:p>
+    <w:p>
+      <w:pPr>
+        <w:spacing w:after="0" w:line="240" w:lineRule="auto"/>
+        <w:rPr>
+          <w:rFonts w:ascii="Cambria" w:hAnsi="Cambria"/>
+        </w:rPr>
+      </w:pPr>
+    </w:p>
+    <w:p>
+      <w:pPr>
+        <w:spacing w:after="0" w:line="240" w:lineRule="auto"/>
+        <w:rPr>
+          <w:rFonts w:ascii="Cambria" w:hAnsi="Cambria"/>
+        </w:rPr>
+      </w:pPr>
+    </w:p>
+    <w:p>
+      <w:pPr>
+        <w:spacing w:after="0" w:line="240" w:lineRule="auto"/>
+        <w:rPr>
+          <w:rFonts w:ascii="Cambria" w:hAnsi="Cambria"/>
+        </w:rPr>
+      </w:pPr>
+    </w:p>
+    <w:p>
+      <w:pPr>
+        <w:spacing w:after="0" w:line="240" w:lineRule="auto"/>
+        <w:rPr>
+          <w:rFonts w:ascii="Cambria" w:hAnsi="Cambria"/>
+        </w:rPr>
+      </w:pPr>
+    </w:p>
+    <w:p>
+      <w:pPr>
+        <w:spacing w:after="0" w:line="240" w:lineRule="auto"/>
+        <w:rPr>
+          <w:rFonts w:ascii="Cambria" w:hAnsi="Cambria"/>
+        </w:rPr>
+      </w:pPr>
+    </w:p>
+    <w:p>
+      <w:pPr>
+        <w:spacing w:after="0" w:line="240" w:lineRule="auto"/>
+        <w:rPr>
+          <w:rFonts w:ascii="Cambria" w:hAnsi="Cambria"/>
+        </w:rPr>
+      </w:pPr>
+    </w:p>
+    <w:p>
+      <w:pPr>
+        <w:spacing w:after="0" w:line="240" w:lineRule="auto"/>
+        <w:rPr>
+          <w:rFonts w:ascii="Cambria" w:hAnsi="Cambria"/>
+        </w:rPr>
+      </w:pPr>
+    </w:p>
+    <w:p>
+      <w:pPr>
+        <w:spacing w:after="0" w:line="240" w:lineRule="auto"/>
+        <w:rPr>
+          <w:rFonts w:ascii="Cambria" w:hAnsi="Cambria"/>
+        </w:rPr>
+      </w:pPr>
+    </w:p>
+    <w:p>
+      <w:pPr>
+        <w:spacing w:after="0" w:line="240" w:lineRule="auto"/>
+        <w:rPr>
+          <w:rFonts w:ascii="Cambria" w:hAnsi="Cambria"/>
+        </w:rPr>
+      </w:pPr>
+    </w:p>
+    <w:p>
+      <w:pPr>
+        <w:spacing w:after="0" w:line="240" w:lineRule="auto"/>
+        <w:rPr>
+          <w:rFonts w:ascii="Cambria" w:hAnsi="Cambria"/>
+        </w:rPr>
+      </w:pPr>
+    </w:p>
+    <w:p>
+      <w:pPr>
+        <w:spacing w:after="0" w:line="240" w:lineRule="auto"/>
+        <w:rPr>
+          <w:rFonts w:ascii="Cambria" w:hAnsi="Cambria"/>
+        </w:rPr>
+      </w:pPr>
+    </w:p>
+    <w:p>
+      <w:pPr>
+        <w:spacing w:after="0" w:line="240" w:lineRule="auto"/>
+        <w:rPr>
+          <w:rFonts w:ascii="Cambria" w:hAnsi="Cambria"/>
+        </w:rPr>
+      </w:pPr>
+    </w:p>
+    <w:p>
+      <w:pPr>
+        <w:spacing w:after="0" w:line="240" w:lineRule="auto"/>
+        <w:rPr>
+          <w:rFonts w:ascii="Cambria" w:hAnsi="Cambria"/>
+        </w:rPr>
+      </w:pPr>
+    </w:p>
+    <w:p>
+      <w:pPr>
+        <w:spacing w:after="0" w:line="240" w:lineRule="auto"/>
+        <w:rPr>
+          <w:rFonts w:ascii="Cambria" w:hAnsi="Cambria"/>
+        </w:rPr>
+      </w:pPr>
+    </w:p>
+    <w:p>
+      <w:pPr>
+        <w:spacing w:after="0" w:line="240" w:lineRule="auto"/>
+        <w:rPr>
+          <w:rFonts w:ascii="Cambria" w:hAnsi="Cambria"/>
+          <w:b/>
+          <w:bCs/>
+        </w:rPr>
+      </w:pPr>
+    </w:p>
+    <w:p>
+      <w:pPr>
+        <w:spacing w:after="0" w:line="240" w:lineRule="auto"/>
+        <w:rPr>
+          <w:rFonts w:ascii="Cambria" w:hAnsi="Cambria"/>
+          <w:b/>
+          <w:bCs/>
+        </w:rPr>
+      </w:pPr>
+      <w:r>
+        <w:rPr>
+          <w:rFonts w:ascii="Cambria" w:hAnsi="Cambria"/>
+          <w:b/>
+          <w:bCs/>
+        </w:rPr>
+        <w:lastRenderedPageBreak/>
         <w:t xml:space="preserve">POST-LAB QUESTIONS </w:t>
       </w:r>
     </w:p>
@@ -1759,21 +3339,476 @@
           <w:rFonts w:ascii="Cambria" w:hAnsi="Cambria"/>
         </w:rPr>
         <w:br/>
-        <w:t xml:space="preserve">One improvement is to use data augmentation, such as rotation, flipping, cropping, or shifting, to provide the model with more varied training examples. Another improvement is to tune the CNN architecture and hyperparameters by adjusting the number of layers, filters, learning rate, batch size, and epochs. Regularization methods such as dropout can also help reduce overfitting. </w:t>
-      </w:r>
-      <w:r>
-        <w:rPr>
-          <w:rFonts w:ascii="Cambria" w:hAnsi="Cambria"/>
-        </w:rPr>
-        <w:lastRenderedPageBreak/>
-        <w:t>Using a suitable optimizer and better preprocessing can further improve the learning process. These improvements can lead to better validation and testing accuracy.</w:t>
-      </w:r>
-    </w:p>
-    <w:p>
-      <w:pPr>
-        <w:spacing w:after="0" w:line="240" w:lineRule="auto"/>
-        <w:rPr>
-          <w:rFonts w:ascii="Cambria" w:hAnsi="Cambria"/>
+        <w:t>One improvement is to use data augmentation, such as rotation, flipping, cropping, or shifting, to provide the model with more varied training examples. Another improvement is to tune the CNN architecture and hyperparameters by adjusting the number of layers, filters, learning rate, batch size, and epochs. Regularization methods such as dropout can also help reduce overfitting. Using a suitable optimizer and better preprocessing can further improve the learning process. These improvements can lead to better validation and testing accuracy.</w:t>
+      </w:r>
+    </w:p>
+    <w:p>
+      <w:pPr>
+        <w:spacing w:after="0" w:line="240" w:lineRule="auto"/>
+        <w:rPr>
+          <w:rFonts w:ascii="Cambria" w:hAnsi="Cambria"/>
+        </w:rPr>
+      </w:pPr>
+    </w:p>
+    <w:p>
+      <w:pPr>
+        <w:spacing w:after="0" w:line="240" w:lineRule="auto"/>
+        <w:jc w:val="center"/>
+        <w:rPr>
+          <w:rFonts w:ascii="Cambria" w:hAnsi="Cambria"/>
+          <w:b/>
+          <w:bCs/>
+        </w:rPr>
+      </w:pPr>
+    </w:p>
+    <w:p>
+      <w:pPr>
+        <w:spacing w:after="0" w:line="240" w:lineRule="auto"/>
+        <w:jc w:val="center"/>
+        <w:rPr>
+          <w:rFonts w:ascii="Cambria" w:hAnsi="Cambria"/>
+          <w:b/>
+          <w:bCs/>
+        </w:rPr>
+      </w:pPr>
+    </w:p>
+    <w:p>
+      <w:pPr>
+        <w:spacing w:after="0" w:line="240" w:lineRule="auto"/>
+        <w:jc w:val="center"/>
+        <w:rPr>
+          <w:rFonts w:ascii="Cambria" w:hAnsi="Cambria"/>
+          <w:b/>
+          <w:bCs/>
+        </w:rPr>
+      </w:pPr>
+    </w:p>
+    <w:p>
+      <w:pPr>
+        <w:spacing w:after="0" w:line="240" w:lineRule="auto"/>
+        <w:jc w:val="center"/>
+        <w:rPr>
+          <w:rFonts w:ascii="Cambria" w:hAnsi="Cambria"/>
+          <w:b/>
+          <w:bCs/>
+        </w:rPr>
+      </w:pPr>
+    </w:p>
+    <w:p>
+      <w:pPr>
+        <w:spacing w:after="0" w:line="240" w:lineRule="auto"/>
+        <w:jc w:val="center"/>
+        <w:rPr>
+          <w:rFonts w:ascii="Cambria" w:hAnsi="Cambria"/>
+          <w:b/>
+          <w:bCs/>
+        </w:rPr>
+      </w:pPr>
+    </w:p>
+    <w:p>
+      <w:pPr>
+        <w:spacing w:after="0" w:line="240" w:lineRule="auto"/>
+        <w:jc w:val="center"/>
+        <w:rPr>
+          <w:rFonts w:ascii="Cambria" w:hAnsi="Cambria"/>
+          <w:b/>
+          <w:bCs/>
+        </w:rPr>
+      </w:pPr>
+    </w:p>
+    <w:p>
+      <w:pPr>
+        <w:spacing w:after="0" w:line="240" w:lineRule="auto"/>
+        <w:jc w:val="center"/>
+        <w:rPr>
+          <w:rFonts w:ascii="Cambria" w:hAnsi="Cambria"/>
+          <w:b/>
+          <w:bCs/>
+        </w:rPr>
+      </w:pPr>
+    </w:p>
+    <w:p>
+      <w:pPr>
+        <w:spacing w:after="0" w:line="240" w:lineRule="auto"/>
+        <w:jc w:val="center"/>
+        <w:rPr>
+          <w:rFonts w:ascii="Cambria" w:hAnsi="Cambria"/>
+          <w:b/>
+          <w:bCs/>
+        </w:rPr>
+      </w:pPr>
+    </w:p>
+    <w:p>
+      <w:pPr>
+        <w:spacing w:after="0" w:line="240" w:lineRule="auto"/>
+        <w:jc w:val="center"/>
+        <w:rPr>
+          <w:rFonts w:ascii="Cambria" w:hAnsi="Cambria"/>
+          <w:b/>
+          <w:bCs/>
+        </w:rPr>
+      </w:pPr>
+    </w:p>
+    <w:p>
+      <w:pPr>
+        <w:spacing w:after="0" w:line="240" w:lineRule="auto"/>
+        <w:jc w:val="center"/>
+        <w:rPr>
+          <w:rFonts w:ascii="Cambria" w:hAnsi="Cambria"/>
+          <w:b/>
+          <w:bCs/>
+        </w:rPr>
+      </w:pPr>
+    </w:p>
+    <w:p>
+      <w:pPr>
+        <w:spacing w:after="0" w:line="240" w:lineRule="auto"/>
+        <w:jc w:val="center"/>
+        <w:rPr>
+          <w:rFonts w:ascii="Cambria" w:hAnsi="Cambria"/>
+          <w:b/>
+          <w:bCs/>
+        </w:rPr>
+      </w:pPr>
+    </w:p>
+    <w:p>
+      <w:pPr>
+        <w:spacing w:after="0" w:line="240" w:lineRule="auto"/>
+        <w:jc w:val="center"/>
+        <w:rPr>
+          <w:rFonts w:ascii="Cambria" w:hAnsi="Cambria"/>
+          <w:b/>
+          <w:bCs/>
+        </w:rPr>
+      </w:pPr>
+    </w:p>
+    <w:p>
+      <w:pPr>
+        <w:spacing w:after="0" w:line="240" w:lineRule="auto"/>
+        <w:jc w:val="center"/>
+        <w:rPr>
+          <w:rFonts w:ascii="Cambria" w:hAnsi="Cambria"/>
+          <w:b/>
+          <w:bCs/>
+        </w:rPr>
+      </w:pPr>
+    </w:p>
+    <w:p>
+      <w:pPr>
+        <w:spacing w:after="0" w:line="240" w:lineRule="auto"/>
+        <w:jc w:val="center"/>
+        <w:rPr>
+          <w:rFonts w:ascii="Cambria" w:hAnsi="Cambria"/>
+          <w:b/>
+          <w:bCs/>
+        </w:rPr>
+      </w:pPr>
+    </w:p>
+    <w:p>
+      <w:pPr>
+        <w:spacing w:after="0" w:line="240" w:lineRule="auto"/>
+        <w:jc w:val="center"/>
+        <w:rPr>
+          <w:rFonts w:ascii="Cambria" w:hAnsi="Cambria"/>
+          <w:b/>
+          <w:bCs/>
+        </w:rPr>
+      </w:pPr>
+    </w:p>
+    <w:p>
+      <w:pPr>
+        <w:spacing w:after="0" w:line="240" w:lineRule="auto"/>
+        <w:jc w:val="center"/>
+        <w:rPr>
+          <w:rFonts w:ascii="Cambria" w:hAnsi="Cambria"/>
+          <w:b/>
+          <w:bCs/>
+        </w:rPr>
+      </w:pPr>
+    </w:p>
+    <w:p>
+      <w:pPr>
+        <w:spacing w:after="0" w:line="240" w:lineRule="auto"/>
+        <w:jc w:val="center"/>
+        <w:rPr>
+          <w:rFonts w:ascii="Cambria" w:hAnsi="Cambria"/>
+          <w:b/>
+          <w:bCs/>
+        </w:rPr>
+      </w:pPr>
+    </w:p>
+    <w:p>
+      <w:pPr>
+        <w:spacing w:after="0" w:line="240" w:lineRule="auto"/>
+        <w:jc w:val="center"/>
+        <w:rPr>
+          <w:rFonts w:ascii="Cambria" w:hAnsi="Cambria"/>
+          <w:b/>
+          <w:bCs/>
+        </w:rPr>
+      </w:pPr>
+    </w:p>
+    <w:p>
+      <w:pPr>
+        <w:spacing w:after="0" w:line="240" w:lineRule="auto"/>
+        <w:jc w:val="center"/>
+        <w:rPr>
+          <w:rFonts w:ascii="Cambria" w:hAnsi="Cambria"/>
+          <w:b/>
+          <w:bCs/>
+        </w:rPr>
+      </w:pPr>
+    </w:p>
+    <w:p>
+      <w:pPr>
+        <w:spacing w:after="0" w:line="240" w:lineRule="auto"/>
+        <w:jc w:val="center"/>
+        <w:rPr>
+          <w:rFonts w:ascii="Cambria" w:hAnsi="Cambria"/>
+          <w:b/>
+          <w:bCs/>
+        </w:rPr>
+      </w:pPr>
+    </w:p>
+    <w:p>
+      <w:pPr>
+        <w:spacing w:after="0" w:line="240" w:lineRule="auto"/>
+        <w:jc w:val="center"/>
+        <w:rPr>
+          <w:rFonts w:ascii="Cambria" w:hAnsi="Cambria"/>
+          <w:b/>
+          <w:bCs/>
+        </w:rPr>
+      </w:pPr>
+    </w:p>
+    <w:p>
+      <w:pPr>
+        <w:spacing w:after="0" w:line="240" w:lineRule="auto"/>
+        <w:jc w:val="center"/>
+        <w:rPr>
+          <w:rFonts w:ascii="Cambria" w:hAnsi="Cambria"/>
+          <w:b/>
+          <w:bCs/>
+        </w:rPr>
+      </w:pPr>
+    </w:p>
+    <w:p>
+      <w:pPr>
+        <w:spacing w:after="0" w:line="240" w:lineRule="auto"/>
+        <w:jc w:val="center"/>
+        <w:rPr>
+          <w:rFonts w:ascii="Cambria" w:hAnsi="Cambria"/>
+          <w:b/>
+          <w:bCs/>
+        </w:rPr>
+      </w:pPr>
+    </w:p>
+    <w:p>
+      <w:pPr>
+        <w:spacing w:after="0" w:line="240" w:lineRule="auto"/>
+        <w:jc w:val="center"/>
+        <w:rPr>
+          <w:rFonts w:ascii="Cambria" w:hAnsi="Cambria"/>
+          <w:b/>
+          <w:bCs/>
+        </w:rPr>
+      </w:pPr>
+    </w:p>
+    <w:p>
+      <w:pPr>
+        <w:spacing w:after="0" w:line="240" w:lineRule="auto"/>
+        <w:jc w:val="center"/>
+        <w:rPr>
+          <w:rFonts w:ascii="Cambria" w:hAnsi="Cambria"/>
+          <w:b/>
+          <w:bCs/>
+        </w:rPr>
+      </w:pPr>
+    </w:p>
+    <w:p>
+      <w:pPr>
+        <w:spacing w:after="0" w:line="240" w:lineRule="auto"/>
+        <w:jc w:val="center"/>
+        <w:rPr>
+          <w:rFonts w:ascii="Cambria" w:hAnsi="Cambria"/>
+          <w:b/>
+          <w:bCs/>
+        </w:rPr>
+      </w:pPr>
+    </w:p>
+    <w:p>
+      <w:pPr>
+        <w:spacing w:after="0" w:line="240" w:lineRule="auto"/>
+        <w:jc w:val="center"/>
+        <w:rPr>
+          <w:rFonts w:ascii="Cambria" w:hAnsi="Cambria"/>
+          <w:b/>
+          <w:bCs/>
+        </w:rPr>
+      </w:pPr>
+    </w:p>
+    <w:p>
+      <w:pPr>
+        <w:spacing w:after="0" w:line="240" w:lineRule="auto"/>
+        <w:jc w:val="center"/>
+        <w:rPr>
+          <w:rFonts w:ascii="Cambria" w:hAnsi="Cambria"/>
+          <w:b/>
+          <w:bCs/>
+        </w:rPr>
+      </w:pPr>
+    </w:p>
+    <w:p>
+      <w:pPr>
+        <w:spacing w:after="0" w:line="240" w:lineRule="auto"/>
+        <w:jc w:val="center"/>
+        <w:rPr>
+          <w:rFonts w:ascii="Cambria" w:hAnsi="Cambria"/>
+          <w:b/>
+          <w:bCs/>
+        </w:rPr>
+      </w:pPr>
+    </w:p>
+    <w:p>
+      <w:pPr>
+        <w:spacing w:after="0" w:line="240" w:lineRule="auto"/>
+        <w:jc w:val="center"/>
+        <w:rPr>
+          <w:rFonts w:ascii="Cambria" w:hAnsi="Cambria"/>
+          <w:b/>
+          <w:bCs/>
+        </w:rPr>
+      </w:pPr>
+    </w:p>
+    <w:p>
+      <w:pPr>
+        <w:spacing w:after="0" w:line="240" w:lineRule="auto"/>
+        <w:jc w:val="center"/>
+        <w:rPr>
+          <w:rFonts w:ascii="Cambria" w:hAnsi="Cambria"/>
+          <w:b/>
+          <w:bCs/>
+        </w:rPr>
+      </w:pPr>
+    </w:p>
+    <w:p>
+      <w:pPr>
+        <w:spacing w:after="0" w:line="240" w:lineRule="auto"/>
+        <w:jc w:val="center"/>
+        <w:rPr>
+          <w:rFonts w:ascii="Cambria" w:hAnsi="Cambria"/>
+          <w:b/>
+          <w:bCs/>
+        </w:rPr>
+      </w:pPr>
+    </w:p>
+    <w:p>
+      <w:pPr>
+        <w:spacing w:after="0" w:line="240" w:lineRule="auto"/>
+        <w:jc w:val="center"/>
+        <w:rPr>
+          <w:rFonts w:ascii="Cambria" w:hAnsi="Cambria"/>
+          <w:b/>
+          <w:bCs/>
+        </w:rPr>
+      </w:pPr>
+    </w:p>
+    <w:p>
+      <w:pPr>
+        <w:spacing w:after="0" w:line="240" w:lineRule="auto"/>
+        <w:jc w:val="center"/>
+        <w:rPr>
+          <w:rFonts w:ascii="Cambria" w:hAnsi="Cambria"/>
+          <w:b/>
+          <w:bCs/>
+        </w:rPr>
+      </w:pPr>
+    </w:p>
+    <w:p>
+      <w:pPr>
+        <w:spacing w:after="0" w:line="240" w:lineRule="auto"/>
+        <w:jc w:val="center"/>
+        <w:rPr>
+          <w:rFonts w:ascii="Cambria" w:hAnsi="Cambria"/>
+          <w:b/>
+          <w:bCs/>
+        </w:rPr>
+      </w:pPr>
+    </w:p>
+    <w:p>
+      <w:pPr>
+        <w:spacing w:after="0" w:line="240" w:lineRule="auto"/>
+        <w:jc w:val="center"/>
+        <w:rPr>
+          <w:rFonts w:ascii="Cambria" w:hAnsi="Cambria"/>
+          <w:b/>
+          <w:bCs/>
+        </w:rPr>
+      </w:pPr>
+    </w:p>
+    <w:p>
+      <w:pPr>
+        <w:spacing w:after="0" w:line="240" w:lineRule="auto"/>
+        <w:jc w:val="center"/>
+        <w:rPr>
+          <w:rFonts w:ascii="Cambria" w:hAnsi="Cambria"/>
+          <w:b/>
+          <w:bCs/>
+        </w:rPr>
+      </w:pPr>
+    </w:p>
+    <w:p>
+      <w:pPr>
+        <w:spacing w:after="0" w:line="240" w:lineRule="auto"/>
+        <w:jc w:val="center"/>
+        <w:rPr>
+          <w:rFonts w:ascii="Cambria" w:hAnsi="Cambria"/>
+          <w:b/>
+          <w:bCs/>
+        </w:rPr>
+      </w:pPr>
+    </w:p>
+    <w:p>
+      <w:pPr>
+        <w:spacing w:after="0" w:line="240" w:lineRule="auto"/>
+        <w:jc w:val="center"/>
+        <w:rPr>
+          <w:rFonts w:ascii="Cambria" w:hAnsi="Cambria"/>
+          <w:b/>
+          <w:bCs/>
+        </w:rPr>
+      </w:pPr>
+    </w:p>
+    <w:p>
+      <w:pPr>
+        <w:spacing w:after="0" w:line="240" w:lineRule="auto"/>
+        <w:jc w:val="center"/>
+        <w:rPr>
+          <w:rFonts w:ascii="Cambria" w:hAnsi="Cambria"/>
+          <w:b/>
+          <w:bCs/>
+        </w:rPr>
+      </w:pPr>
+    </w:p>
+    <w:p>
+      <w:pPr>
+        <w:spacing w:after="0" w:line="240" w:lineRule="auto"/>
+        <w:jc w:val="center"/>
+        <w:rPr>
+          <w:rFonts w:ascii="Cambria" w:hAnsi="Cambria"/>
+          <w:b/>
+          <w:bCs/>
+        </w:rPr>
+      </w:pPr>
+    </w:p>
+    <w:p>
+      <w:pPr>
+        <w:spacing w:after="0" w:line="240" w:lineRule="auto"/>
+        <w:jc w:val="center"/>
+        <w:rPr>
+          <w:rFonts w:ascii="Cambria" w:hAnsi="Cambria"/>
+          <w:b/>
+          <w:bCs/>
         </w:rPr>
       </w:pPr>
     </w:p>
@@ -8669,11 +10704,12 @@
 </file>
 
 <file path=customXml/item1.xml><?xml version="1.0" encoding="utf-8"?>
-<p:properties xmlns:p="http://schemas.microsoft.com/office/2006/metadata/properties" xmlns:xsi="http://www.w3.org/2001/XMLSchema-instance" xmlns:pc="http://schemas.microsoft.com/office/infopath/2007/PartnerControls">
-  <documentManagement>
-    <ReferenceId xmlns="52e475d0-7a59-4bc0-9cc0-fcd49de06a14" xsi:nil="true"/>
-  </documentManagement>
-</p:properties>
+<?mso-contentType ?>
+<FormTemplates xmlns="http://schemas.microsoft.com/sharepoint/v3/contenttype/forms">
+  <Display>DocumentLibraryForm</Display>
+  <Edit>DocumentLibraryForm</Edit>
+  <New>DocumentLibraryForm</New>
+</FormTemplates>
 </file>
 
 <file path=customXml/item2.xml><?xml version="1.0" encoding="utf-8"?>
@@ -8821,20 +10857,17 @@
 </file>
 
 <file path=customXml/item3.xml><?xml version="1.0" encoding="utf-8"?>
-<?mso-contentType ?>
-<FormTemplates xmlns="http://schemas.microsoft.com/sharepoint/v3/contenttype/forms">
-  <Display>DocumentLibraryForm</Display>
-  <Edit>DocumentLibraryForm</Edit>
-  <New>DocumentLibraryForm</New>
-</FormTemplates>
+<p:properties xmlns:p="http://schemas.microsoft.com/office/2006/metadata/properties" xmlns:xsi="http://www.w3.org/2001/XMLSchema-instance" xmlns:pc="http://schemas.microsoft.com/office/infopath/2007/PartnerControls">
+  <documentManagement>
+    <ReferenceId xmlns="52e475d0-7a59-4bc0-9cc0-fcd49de06a14" xsi:nil="true"/>
+  </documentManagement>
+</p:properties>
 </file>
 
 <file path=customXml/itemProps1.xml><?xml version="1.0" encoding="utf-8"?>
-<ds:datastoreItem xmlns:ds="http://schemas.openxmlformats.org/officeDocument/2006/customXml" ds:itemID="{0D62AACC-BE7E-491E-B4E0-27970B0F60D9}">
+<ds:datastoreItem xmlns:ds="http://schemas.openxmlformats.org/officeDocument/2006/customXml" ds:itemID="{03F722D8-E044-4C1D-861C-4C604F3E63DD}">
   <ds:schemaRefs>
-    <ds:schemaRef ds:uri="http://schemas.microsoft.com/office/2006/metadata/properties"/>
-    <ds:schemaRef ds:uri="http://schemas.microsoft.com/office/infopath/2007/PartnerControls"/>
-    <ds:schemaRef ds:uri="52e475d0-7a59-4bc0-9cc0-fcd49de06a14"/>
+    <ds:schemaRef ds:uri="http://schemas.microsoft.com/sharepoint/v3/contenttype/forms"/>
   </ds:schemaRefs>
 </ds:datastoreItem>
 </file>
@@ -8858,9 +10891,11 @@
 </file>
 
 <file path=customXml/itemProps3.xml><?xml version="1.0" encoding="utf-8"?>
-<ds:datastoreItem xmlns:ds="http://schemas.openxmlformats.org/officeDocument/2006/customXml" ds:itemID="{03F722D8-E044-4C1D-861C-4C604F3E63DD}">
+<ds:datastoreItem xmlns:ds="http://schemas.openxmlformats.org/officeDocument/2006/customXml" ds:itemID="{0D62AACC-BE7E-491E-B4E0-27970B0F60D9}">
   <ds:schemaRefs>
-    <ds:schemaRef ds:uri="http://schemas.microsoft.com/sharepoint/v3/contenttype/forms"/>
+    <ds:schemaRef ds:uri="http://schemas.microsoft.com/office/2006/metadata/properties"/>
+    <ds:schemaRef ds:uri="http://schemas.microsoft.com/office/infopath/2007/PartnerControls"/>
+    <ds:schemaRef ds:uri="52e475d0-7a59-4bc0-9cc0-fcd49de06a14"/>
   </ds:schemaRefs>
 </ds:datastoreItem>
 </file>